--- a/submission/tads/Ethambutol_TADS_manuscript.docx
+++ b/submission/tads/Ethambutol_TADS_manuscript.docx
@@ -563,7 +563,7 @@
         <w:jc w:val="both"/>
       </w:pPr>
       <w:r>
-        <w:t>The optic-nerve comparison was run in JADER and in Canada Vigilance, but the two systems do not supply the same endpoint. JADER provides MedDRA/J terms for the optic-nerve and the non-specific terms alike, so the FAERS contrast can be repeated at term level. The Canadian extract carries a composite of every preferred term containing the string OPTIC (29 such terms appear in the extract) and a system-organ-class count, but no term-level control panel. That composite is a study-specific string match, not a re-implementation of the 45-term query: it includes terms whose clinical meaning differs from drug-induced optic neuropathy, such as imaging terms and surgical procedures, so the Canadian analysis is reported as exploratory and is not treated as an equivalent replication. JADER provides MedDRA/J terms and no English column, so each term was mapped to its Japanese equivalent and the mapping is published in the supplement. Every analysed term had a Japanese equivalent, so no term was excluded for mapping failure. Exposure in JADER used the suspect-drug code, with a sensitivity analysis over all drug roles; Canada Vigilance was read with exposure taken from the ingredient table rather than the product name, so that brand-only entries are captured. The 2×2 construction and the interval were identical to those used in FAERS. Because the systems code suspect drugs differently — 1,798 of 3,483 JADER ethambutol cases name the drug as suspect, a much higher proportion than in FAERS — the comparison is by pattern and by direction, not by the magnitude of the ROR, and case counts are shown alongside every estimate.</w:t>
+        <w:t>The optic-nerve comparison was run in JADER and in Canada Vigilance, but the two systems do not supply the same endpoint. JADER provides MedDRA/J terms for the optic-nerve and the non-specific terms alike, so the FAERS contrast can be repeated at term level. The Canadian extract carries a composite of every preferred term containing the string OPTIC (29 such terms appear in the extract) and a system-organ-class count, but no term-level control panel. That composite is a study-specific string match, not a re-implementation of the 45-term query: it includes terms whose clinical meaning differs from drug-induced optic neuropathy, such as imaging terms and surgical procedures, so the Canadian analysis is reported as exploratory and is not treated as an equivalent replication. JADER provides MedDRA/J terms and no English column, so each term was mapped to its Japanese equivalent and the mapping is published in the supplement. Every analysed term had a Japanese equivalent, so no term was excluded for mapping failure. Exposure in JADER used the suspect-drug code, with a sensitivity analysis over all drug roles; Canada Vigilance was read with exposure taken from the ingredient table rather than the product name, so that brand-only entries are captured. The 2×2 construction and the interval were identical to those used in FAERS. Because the systems code suspect drugs differently — 1,798 of 3,483 JADER ethambutol cases (51.6%) name the drug as suspect, against 9,024 of 15,510 (58.2%) in FAERS — the comparison is by pattern and by direction, not by the magnitude of the ROR, and case counts are shown alongside every estimate.</w:t>
       </w:r>
     </w:p>
     <w:p>
@@ -656,7 +656,7 @@
           <w:rFonts w:ascii="Consolas" w:hAnsi="Consolas"/>
           <w:sz w:val="19"/>
         </w:rPr>
-        <w:t>v2.1-tads-2026-10-24</w:t>
+        <w:t>v2.2-tads-2026-10-25</w:t>
       </w:r>
       <w:r>
         <w:t>, which identifies the commit from which the numbers, tables and figures in this manuscript were generated.</w:t>
@@ -747,7 +747,7 @@
         <w:jc w:val="both"/>
       </w:pPr>
       <w:r>
-        <w:t>The four pre-specified negative controls showed no positive disproportionality signal: cataract 0.89 (0.65–1.22), conjunctivitis 0.81 (0.45–1.46), dry eye 0.28 (0.15–0.52) and glaucoma 0.28 (0.11–0.75). The two non-specific comparators behaved differently from one another: eye pain was reported less often than expected (0.66, 0.45–0.96), whereas vision blurred showed a modest excess (1.50, 1.28–1.76; 151 cases). This pattern is less consistent with a uniform increase across all ocular reporting, although outcome-specific recognition and coding cannot be excluded, and the excess for vision blurred is reported rather than set aside.</w:t>
+        <w:t>The four pre-specified negative controls showed no positive disproportionality signal: cataract 0.89 (0.65–1.22), conjunctivitis 0.81 (0.45–1.46), dry eye 0.28 (0.15–0.52) and glaucoma 0.28 (0.11–0.75); the counts for dry eye and glaucoma are small and these two estimates are imprecise, though their upper confidence limits remain below unity. The two non-specific comparators behaved differently from one another: eye pain was reported less often than expected (0.66, 0.45–0.96), whereas vision blurred showed a modest excess (1.50, 1.28–1.76; 151 cases). This pattern is less consistent with a uniform increase across all ocular reporting, although outcome-specific recognition and coding cannot be excluded, and the excess for vision blurred is reported rather than set aside.</w:t>
       </w:r>
     </w:p>
     <w:p>
@@ -819,7 +819,7 @@
         <w:jc w:val="both"/>
       </w:pPr>
       <w:r>
-        <w:t>The extract of Canada Vigilance available to us carries the optic-nerve composite and the system-organ-class count, but not a term-level control panel comparable to the FAERS one; the term-level control comparison therefore rests on FAERS (Figure 3) and JADER, and the Canadian contribution is the direction of the optic-nerve contrast. The magnitude of these estimates differs between databases by more than an order of magnitude, and is not compared. JADER codes a much higher proportion of ethambutol reports as suspect than FAERS does (1,798 of 3,483 against 9,024 of 15,510), and the systems differ in reporting culture, in the terms available in their languages and in the size of their denominators. The three systems therefore contribute at different levels. FAERS provides the primary contrast between the eleven ocular queries and the term-level control comparison; JADER provides term-level external support, with its own exposure-role definition and a Japanese-to-English mapping; Canada Vigilance provides a broader, string-matched optic-related composite that points in the same direction but is not an equivalent replication. Cross-system replication therefore applies to the direction of the optic-nerve signal, whereas the full internal-control pattern was examined in one database and, at term level, in a second. Case counts are shown alongside every estimate because a large ratio computed on a handful of cases is not the same finding as a moderate ratio computed on hundreds.</w:t>
+        <w:t>The extract of Canada Vigilance available to us carries the optic-nerve composite and the system-organ-class count, but not a term-level control panel comparable to the FAERS one; the term-level control comparison therefore rests on FAERS (Figure 3) and JADER, and the Canadian contribution is the direction of the optic-nerve contrast. The magnitude of these estimates differs between databases by more than an order of magnitude, and is not compared. The proportion of ethambutol reports naming the drug as suspect is broadly similar in the two systems (JADER 1,798 of 3,483, 51.6%; FAERS 9,024 of 15,510, 58.2%), and the systems differ in reporting culture, in the terms available in their languages and in the size of their denominators. The three systems therefore contribute at different levels. FAERS provides the primary contrast between the eleven ocular queries and the term-level control comparison; JADER provides term-level external support, with its own exposure-role definition and a Japanese-to-English mapping; Canada Vigilance provides a broader, string-matched optic-related composite that points in the same direction but is not an equivalent replication. Cross-system replication therefore applies to the direction of the optic-nerve signal, whereas the full internal-control pattern was examined in one database and, at term level, in a second. Case counts are shown alongside every estimate because a large ratio computed on a handful of cases is not the same finding as a moderate ratio computed on hundreds.</w:t>
       </w:r>
     </w:p>
     <w:p>
@@ -1011,7 +1011,7 @@
         <w:jc w:val="both"/>
       </w:pPr>
       <w:r>
-        <w:t>A signal of this shape identifies where to look; it is a reason for vigilance, not a basis for a screening schedule. Ethambutol optic neuropathy is managed by stopping the drug, and the damage becomes irreversible once atrophy is established, so detection before that point is what matters. In these data the reported time to onset had a median of 125 days, with 11.0% of optic-nerve events reported within 30 days of starting treatment and 23.2% within 60 days. That median comes from the 17-term case-level definition and the 83 reports with complete dates, not from the 432-case query, and it describes reports with complete dates rather than the incidence we would see in a monitored cohort: reports are a selected subset, the date of onset is recorded retrospectively, and no examinations that were not performed can appear in it. It is therefore consistent with a baseline examination and an early first follow-up, and with the clinical literature in which structural measures predict visual outcome better than initial acuity [10,11,12,13], but it cannot set the interval, and we do not derive one from it. Two further limits apply to these dates. Reports with an incomplete date pair are excluded, and their exclusion is unlikely to be random: a report that records both the start of therapy and the date of the event is one where the timing mattered to the reporter, which probably enriches the subset for events the reporter had already connected to the drug.</w:t>
+        <w:t>A signal of this shape identifies where to look; it is a reason for vigilance, not a basis for a screening schedule. Ethambutol optic neuropathy is managed by stopping the drug, and the damage becomes irreversible once atrophy is established, so detection before that point is what matters. In these data the reported time to onset had a median of 125 days, with 10.8% (9 of 83) of optic-nerve events reported within 30 days of starting treatment and 22.9% (19 of 83) within 60 days. That median comes from the 17-term case-level definition and the 83 reports with complete dates, not from the 432-case query, and it describes reports with complete dates rather than the incidence we would see in a monitored cohort: reports are a selected subset, the date of onset is recorded retrospectively, and no examinations that were not performed can appear in it. It is therefore consistent with a baseline examination and an early first follow-up, and with the clinical literature in which structural measures predict visual outcome better than initial acuity [10,11,12,13], but it cannot set the interval, and we do not derive one from it. Two further limits apply to these dates. Reports with an incomplete date pair are excluded, and their exclusion is unlikely to be random: a report that records both the start of therapy and the date of the event is one where the timing mattered to the reporter, which probably enriches the subset for events the reporter had already connected to the drug.</w:t>
       </w:r>
     </w:p>
     <w:p>
@@ -1111,14 +1111,14 @@
         <w:t>results/main_results.json</w:t>
       </w:r>
       <w:r>
-        <w:t xml:space="preserve"> and the code that generates every table and figure — are available at https://github.com/Bowen2485/ethambutol-ocular-toxicity/tree/v2.1-tads-2026-10-24 (release tag </w:t>
+        <w:t xml:space="preserve"> and the code that generates every table and figure — are available at https://github.com/Bowen2485/ethambutol-ocular-toxicity/tree/v2.2-tads-2026-10-25 (release tag </w:t>
       </w:r>
       <w:r>
         <w:rPr>
           <w:rFonts w:ascii="Consolas" w:hAnsi="Consolas"/>
           <w:sz w:val="19"/>
         </w:rPr>
-        <w:t>v2.1-tads-2026-10-24</w:t>
+        <w:t>v2.2-tads-2026-10-25</w:t>
       </w:r>
       <w:r>
         <w:t>) under an MIT licence.</w:t>
